--- a/rapports/16_02_2026/Abdou_FAYE/coh_EQ14_sup_083101000047.docx
+++ b/rapports/16_02_2026/Abdou_FAYE/coh_EQ14_sup_083101000047.docx
@@ -25,7 +25,7 @@
         <w:br/>
         <w:t>Grappe: 083101000047</w:t>
         <w:br/>
-        <w:t>Date: 16/02/2026 a 12:40</w:t>
+        <w:t>Date: 16/02/2026 a 12:58</w:t>
       </w:r>
     </w:p>
     <w:p/>

--- a/rapports/16_02_2026/Abdou_FAYE/coh_EQ14_sup_083101000047.docx
+++ b/rapports/16_02_2026/Abdou_FAYE/coh_EQ14_sup_083101000047.docx
@@ -25,7 +25,7 @@
         <w:br/>
         <w:t>Grappe: 083101000047</w:t>
         <w:br/>
-        <w:t>Date: 16/02/2026 a 12:58</w:t>
+        <w:t>Date: 16/02/2026 a 13:04</w:t>
       </w:r>
     </w:p>
     <w:p/>
@@ -315,7 +315,7 @@
           </w:tcPr>
           <w:p>
             <w:r>
-              <w:t>7</w:t>
+              <w:t>6</w:t>
             </w:r>
           </w:p>
         </w:tc>
@@ -327,7 +327,7 @@
           </w:tcPr>
           <w:p>
             <w:r>
-              <w:t>Section1</w:t>
+              <w:t>Section4a</w:t>
             </w:r>
           </w:p>
         </w:tc>
@@ -337,7 +337,7 @@
           </w:tcPr>
           <w:p>
             <w:r>
-              <w:t>Caracteristiques des membres</w:t>
+              <w:t>Emploi</w:t>
             </w:r>
           </w:p>
         </w:tc>
@@ -347,7 +347,7 @@
           </w:tcPr>
           <w:p>
             <w:r>
-              <w:t>7</w:t>
+              <w:t>6</w:t>
             </w:r>
           </w:p>
         </w:tc>
@@ -370,38 +370,6 @@
           <w:p>
             <w:r>
               <w:t>Emploi - Activite principale</w:t>
-            </w:r>
-          </w:p>
-        </w:tc>
-        <w:tc>
-          <w:tcPr>
-            <w:tcW w:type="dxa" w:w="3324"/>
-          </w:tcPr>
-          <w:p>
-            <w:r>
-              <w:t>7</w:t>
-            </w:r>
-          </w:p>
-        </w:tc>
-      </w:tr>
-      <w:tr>
-        <w:tc>
-          <w:tcPr>
-            <w:tcW w:type="dxa" w:w="3324"/>
-          </w:tcPr>
-          <w:p>
-            <w:r>
-              <w:t>Section4a</w:t>
-            </w:r>
-          </w:p>
-        </w:tc>
-        <w:tc>
-          <w:tcPr>
-            <w:tcW w:type="dxa" w:w="3324"/>
-          </w:tcPr>
-          <w:p>
-            <w:r>
-              <w:t>Emploi</w:t>
             </w:r>
           </w:p>
         </w:tc>
@@ -455,7 +423,7 @@
           </w:tcPr>
           <w:p>
             <w:r>
-              <w:t>Section11</w:t>
+              <w:t>Section1</w:t>
             </w:r>
           </w:p>
         </w:tc>
@@ -465,7 +433,7 @@
           </w:tcPr>
           <w:p>
             <w:r>
-              <w:t>Caracteristiques logement</w:t>
+              <w:t>Caracteristiques des membres</w:t>
             </w:r>
           </w:p>
         </w:tc>
@@ -475,7 +443,7 @@
           </w:tcPr>
           <w:p>
             <w:r>
-              <w:t>6</w:t>
+              <w:t>5</w:t>
             </w:r>
           </w:p>
         </w:tc>
@@ -498,6 +466,38 @@
           <w:p>
             <w:r>
               <w:t>Depenses non-alimentaires - 12 mois</w:t>
+            </w:r>
+          </w:p>
+        </w:tc>
+        <w:tc>
+          <w:tcPr>
+            <w:tcW w:type="dxa" w:w="3324"/>
+          </w:tcPr>
+          <w:p>
+            <w:r>
+              <w:t>5</w:t>
+            </w:r>
+          </w:p>
+        </w:tc>
+      </w:tr>
+      <w:tr>
+        <w:tc>
+          <w:tcPr>
+            <w:tcW w:type="dxa" w:w="3324"/>
+          </w:tcPr>
+          <w:p>
+            <w:r>
+              <w:t>Section11</w:t>
+            </w:r>
+          </w:p>
+        </w:tc>
+        <w:tc>
+          <w:tcPr>
+            <w:tcW w:type="dxa" w:w="3324"/>
+          </w:tcPr>
+          <w:p>
+            <w:r>
+              <w:t>Caracteristiques logement</w:t>
             </w:r>
           </w:p>
         </w:tc>
@@ -871,8 +871,6 @@
         <w:rPr>
           <w:sz w:val="20"/>
         </w:rPr>
-        <w:t xml:space="preserve">- Avertissement!!!  MUSTAPHA LO  possède un téléphone android mais dit n'avoir pas accès à l'internet, prière de confirmer cette information avec le QG ou la corriger. </w:t>
-        <w:br/>
         <w:t xml:space="preserve">- Le chef de ménage ou le/la Conjoint ( e ) ( THIAMBA MBOUP ) est visiteur, veuillez  corriger cette incoherence (question 1.12 et 1.13) merci. </w:t>
         <w:br/>
         <w:t xml:space="preserve">- Les informations sur l'acte de naissance (ni Jours, ni mois et ni années) de  ADY LO  manquent, s'il vous plait pouvez-vous fournir d'effort pour avoir ces informations. </w:t>
@@ -918,27 +916,6 @@
           <w:color w:val="4672C4"/>
           <w:sz w:val="22"/>
         </w:rPr>
-        <w:t>&gt;&gt; Section3 - Sante</w:t>
-      </w:r>
-    </w:p>
-    <w:p>
-      <w:pPr>
-        <w:ind w:left="283"/>
-      </w:pPr>
-      <w:r>
-        <w:rPr>
-          <w:sz w:val="20"/>
-        </w:rPr>
-        <w:t>- Le principal problème de santé que ADY LO a eu est Fracture et semble exister dans les modalités, prière de prendre attache avec le QG pour plus d'explication afin de la classer bien.</w:t>
-      </w:r>
-    </w:p>
-    <w:p>
-      <w:r>
-        <w:rPr>
-          <w:b/>
-          <w:color w:val="4672C4"/>
-          <w:sz w:val="22"/>
-        </w:rPr>
         <w:t>&gt;&gt; Section4a - Emploi</w:t>
       </w:r>
     </w:p>
@@ -956,32 +933,7 @@
         <w:br/>
         <w:t xml:space="preserve">- Avertissement! Nombre d'heure que MOHAMED LO a consacré à son emploi au cours des 7 derniers jours est trop élevé, veuillez revoir s'il vous plait ou confirmer cette information avec le QG. </w:t>
         <w:br/>
-        <w:t xml:space="preserve">- Avertissement! Nombre d'heure que OUMY LO a consacré à son emploi au cours des 7 derniers jours est trop élevé, veuillez revoir s'il vous plait ou confirmer cette information avec le QG. </w:t>
-        <w:br/>
         <w:t>- Avertissement! THIAMBA LO n'a consacré aucune heure pour aucun des travaux du ménage, prière de regarder les réponses prises dans les questions (s04q01 s04q02 s04q03 s04q04 s04q05 s04q06 s04q07 s04q08).</w:t>
-      </w:r>
-    </w:p>
-    <w:p>
-      <w:r>
-        <w:rPr>
-          <w:b/>
-          <w:color w:val="4672C4"/>
-          <w:sz w:val="22"/>
-        </w:rPr>
-        <w:t>&gt;&gt; Section4b - Emploi - Activite principale</w:t>
-      </w:r>
-    </w:p>
-    <w:p>
-      <w:pPr>
-        <w:ind w:left="283"/>
-      </w:pPr>
-      <w:r>
-        <w:rPr>
-          <w:sz w:val="20"/>
-        </w:rPr>
-        <w:t xml:space="preserve">- || Attention ! Le nombre de jours que MOHAMED LO a travaillés par mois semble être inférieur à 15. Veuillez, s'il vous plaît, confirmer cette information. </w:t>
-        <w:br/>
-        <w:t>- Avertissement!!! MANSOUR LO enquêté dans l'emploi principale n'a pas declaré son salaire prière de fournir plus d'effort pour lui demander son salire, vous pouvez utiliser des stratégies pour faire une estimation ou demander des conseils au QG. Avertissement!!! MANSOUR LO enquêté dans l'emploi principale n'a pas declaré son revenu prière de fournir plus d'effort pour lui demander son revenu, vous pouvez utiliser des stratégies pour faire une estimation ou demander des conseils au QG.</w:t>
       </w:r>
     </w:p>
     <w:p>
@@ -1023,7 +975,7 @@
         <w:rPr>
           <w:sz w:val="20"/>
         </w:rPr>
-        <w:t>- Attention ! Le prix unitaire d'achat (50 Fcfa) de Feuilles de  Haricot en Sachets (Petit) est relativement faible par rapport aux autres prix observés dans cette zone. Prière de corriger ou de confirmer avec le QG. Avertissement!!! Le ménage a consommé 14 Cuillère Petit de Chocolat pâte à tartiner, cette quantité semble anormale pour une consommation des 7 derniers jours.Prière de corriger ou de confirmer avec le QG. Avertissement!!! Le ménage a consommé 4 Paquet Petit de Thé en sachet, cette quantité semble anormale pour une consommation des 7 derniers jours.Prière de corriger ou de confirmer avec le QG. Avertissement!! le prix unitaire (150 Fcfa) de Thé en sachet (unité: Paquet) de taille Petit est très faible ou élevé. Prière de corriger ou de confirmer avec le QG. Incohérence!! Dans ce ménage, chaque individus consomme par jour 45.405 Kg  de cereale; Prière de revoir les quantités prises de ces produits.</w:t>
+        <w:t>- Attention ! Le prix unitaire d'achat (1000 Fcfa) de Capitaine frais en Pièce (Moyen) est relativement élevé par rapport aux autres prix observés dans cette zone. Prière de corriger ou de confirmer avec le QG. Attention ! Le prix unitaire d'achat (50 Fcfa) de Feuilles de  Haricot en Sachets (Petit) est relativement faible par rapport aux autres prix observés dans cette zone. Prière de corriger ou de confirmer avec le QG. Avertissement!!! Le ménage a consommé 14 Cuillère Petit de Chocolat pâte à tartiner, cette quantité semble anormale pour une consommation des 7 derniers jours.Prière de corriger ou de confirmer avec le QG. Avertissement!!! Le ménage a consommé 4 Paquet Petit de Thé en sachet, cette quantité semble anormale pour une consommation des 7 derniers jours.Prière de corriger ou de confirmer avec le QG. Avertissement!! le prix unitaire (150 Fcfa) de Thé en sachet (unité: Paquet) de taille Petit est très faible ou élevé. Prière de corriger ou de confirmer avec le QG. Incohérence!! Dans ce ménage, chaque individus consomme par jour 73.29191 Kg  de cereale; Prière de revoir les quantités prises de ces produits.</w:t>
       </w:r>
     </w:p>
     <w:p>
@@ -1497,27 +1449,6 @@
           <w:color w:val="4672C4"/>
           <w:sz w:val="22"/>
         </w:rPr>
-        <w:t>&gt;&gt; Section3 - Sante</w:t>
-      </w:r>
-    </w:p>
-    <w:p>
-      <w:pPr>
-        <w:ind w:left="283"/>
-      </w:pPr>
-      <w:r>
-        <w:rPr>
-          <w:sz w:val="20"/>
-        </w:rPr>
-        <w:t>- Le principal problème de santé que NDEYE DIANE KANTEYE a eu est Maux de ventre et semble exister dans les modalités, prière de prendre attache avec le QG pour plus d'explication afin de la classer bien.</w:t>
-      </w:r>
-    </w:p>
-    <w:p>
-      <w:r>
-        <w:rPr>
-          <w:b/>
-          <w:color w:val="4672C4"/>
-          <w:sz w:val="22"/>
-        </w:rPr>
         <w:t>&gt;&gt; Section4c - Emploi - Activite secondaire</w:t>
       </w:r>
     </w:p>
@@ -1571,7 +1502,7 @@
         <w:rPr>
           <w:sz w:val="20"/>
         </w:rPr>
-        <w:t>- Attention ! Le prix unitaire d'achat (100 Fcfa) de Café moulu en Sachets industriel (Petit) est relativement faible par rapport aux autres prix observés dans cette zone. Prière de corriger ou de confirmer avec le QG. Attention ! Le prix unitaire d'achat (200 Fcfa) de Pain moderne (Baguette) en miche (Moyen) est relativement élevé par rapport aux autres prix observés dans cette zone. Prière de corriger ou de confirmer avec le QG. Avertissement!!! Le ménage a consommé 3 Paquet Petit de Thé en sachet, cette quantité semble anormale pour une consommation des 7 derniers jours.Prière de corriger ou de confirmer avec le QG. Avertissement!! le prix unitaire (150 Fcfa) de Thé en sachet (unité: Paquet) de taille Petit est très faible ou élevé. Prière de corriger ou de confirmer avec le QG. Incohérence!! Dans ce ménage, chaque individus consomme par jour 37.38357 Kg  de cereale; Prière de revoir les quantités prises de ces produits.</w:t>
+        <w:t>- Attention ! Le prix unitaire d'achat (100 Fcfa) de Café moulu en Sachets industriel (Petit) est relativement faible par rapport aux autres prix observés dans cette zone. Prière de corriger ou de confirmer avec le QG. Attention ! Le prix unitaire d'achat (200 Fcfa) de Pain moderne (Baguette) en miche (Moyen) est relativement élevé par rapport aux autres prix observés dans cette zone. Prière de corriger ou de confirmer avec le QG. Avertissement!!! Le ménage a consommé 3 Paquet Petit de Thé en sachet, cette quantité semble anormale pour une consommation des 7 derniers jours.Prière de corriger ou de confirmer avec le QG. Avertissement!! le prix unitaire (150 Fcfa) de Thé en sachet (unité: Paquet) de taille Petit est très faible ou élevé. Prière de corriger ou de confirmer avec le QG. Incohérence!! Dans ce ménage, chaque individus consomme par jour 76.02643 Kg  de cereale; Prière de revoir les quantités prises de ces produits.</w:t>
       </w:r>
     </w:p>
     <w:p>
@@ -1592,32 +1523,9 @@
         <w:rPr>
           <w:sz w:val="20"/>
         </w:rPr>
-        <w:t xml:space="preserve">- Incohérence!! L'entreprise VENTE DE FRUIT  pasteque dit avoir réçu une somme sur la revente de ces marchandises achetées et revendues en état (s10q46 est differnt de 0) mais n'a depensé aucune somme sur l'achat des marchandises revendues en état (s10q47==0), prière de fournir plus d'effort pour estimer le montant obtenu sur la depense de ces marchandises achetées et revendues en état. </w:t>
-        <w:br/>
         <w:t xml:space="preserve">- L'entreprise vent des vaisselles en ligne dit avoir réçu une somme sur la vente de ces produits transformés (s10q48 est differnt de 0) mais n'a depensé aucune somme sur l'achat des matières premières (s10q49==0), prière de fournir de l'effort pour estimer le montant obtenu en achat de matières premières. Cette entreprise vent des vaisselles en ligne dit avoir obtenu une valeur sur les marchandises vendu en etat et les marchandises vendu après transformation. L'entreprise vent des vaisselles en ligne est généralement une entreprise commerciale ou de service dont elle ne depense pas en achat de matières premières.Elle ne transforme pas de produit donc ne peut pas obtenir un montant sur la vente des produits transformés (10.48 ou 10.49). Prière de mettre 0 pour ces questions si elles ne font pas de transformation. </w:t>
         <w:br/>
         <w:t>- Peu plausible! la valeur actuelle déclarée en s10q36 pour FABRICATION DE JUS semble trop petite ou trop élevée. Veuillez, s'il vous plaît, confirmer cette information avec le QG ou la corriger.</w:t>
-      </w:r>
-    </w:p>
-    <w:p>
-      <w:r>
-        <w:rPr>
-          <w:b/>
-          <w:color w:val="4672C4"/>
-          <w:sz w:val="22"/>
-        </w:rPr>
-        <w:t>&gt;&gt; Section11 - Caracteristiques logement</w:t>
-      </w:r>
-    </w:p>
-    <w:p>
-      <w:pPr>
-        <w:ind w:left="283"/>
-      </w:pPr>
-      <w:r>
-        <w:rPr>
-          <w:sz w:val="20"/>
-        </w:rPr>
-        <w:t>- Le  principal matériau de toit est zing et semble exister dans les modalités, prière de prendre attache avec le QG pour plus d'explication afin de la classer bien.</w:t>
       </w:r>
     </w:p>
     <w:p>
@@ -1638,11 +1546,7 @@
         <w:rPr>
           <w:sz w:val="20"/>
         </w:rPr>
-        <w:t xml:space="preserve">- Avertissement!!! Le prix d'achat (12000) de l'article  Bonbonne de gaz est inférieur aux prix de revente (15000)  avec l'âge du bien atteignant 4 ans. Prière de vérifier ou confirmer avec l'enquêté et mettre les bonnes valeurs après verification, s'il le faut. </w:t>
-        <w:br/>
-        <w:t xml:space="preserve">- Avertissement!!! Le prix d'achat (125000) de l'article  Lit est inférieur aux prix de revente (150000)  avec l'âge du bien atteignant 2 ans. Prière de vérifier ou confirmer avec l'enquêté et mettre les bonnes valeurs après verification, s'il le faut. </w:t>
-        <w:br/>
-        <w:t>- Avertissement!!! Le prix d'achat (35000) de l'article  Appareil TV est inférieur aux prix de revente (50000)  avec l'âge du bien atteignant 5 ans. Prière de vérifier ou confirmer avec l'enquêté et mettre les bonnes valeurs après verification, s'il le faut.</w:t>
+        <w:t>- Attention ! Radio simple/Radiocassette a été achété à 30000 Fcfa est relativement élevé par rapport aux autres prix d'achat observés dans cette zone. Prière de corriger ou de confirmer avec le QG. Attention ! Radio simple/Radiocassette a été revendu à 25000 Fcfa qui est relativement élevé par rapport aux autres prix de revente observés dans cette zone. Prière de corriger ou de confirmer avec le QG.</w:t>
       </w:r>
     </w:p>
     <w:p>
@@ -2030,27 +1934,6 @@
           <w:color w:val="4672C4"/>
           <w:sz w:val="22"/>
         </w:rPr>
-        <w:t>&gt;&gt; Section1 - Caracteristiques des membres</w:t>
-      </w:r>
-    </w:p>
-    <w:p>
-      <w:pPr>
-        <w:ind w:left="283"/>
-      </w:pPr>
-      <w:r>
-        <w:rPr>
-          <w:sz w:val="20"/>
-        </w:rPr>
-        <w:t>- Attention ! Le montant (5000 Fcfa) dépensé ou reçu en cadeau pour les recharges internet ou de forfaits de données mobiles(hors appels vocaux), aucours des 30 derniers jours de  AMINA DIOP est relativement élevé par rapport aux autres montants depansés observés dans cette zone. Prière de corriger ou de confirmer avec le QG.</w:t>
-      </w:r>
-    </w:p>
-    <w:p>
-      <w:r>
-        <w:rPr>
-          <w:b/>
-          <w:color w:val="4672C4"/>
-          <w:sz w:val="22"/>
-        </w:rPr>
         <w:t>&gt;&gt; Section2 - Education</w:t>
       </w:r>
     </w:p>
@@ -2062,11 +1945,11 @@
         <w:rPr>
           <w:sz w:val="20"/>
         </w:rPr>
-        <w:t xml:space="preserve">- Peu probable! AMINA DIOP  n'arrive pas  à comprendre un petit texte lu dans une langue locale (s02q03). Veuillez corriger ou donner des explications au QG. Dans les milieux urbains c'est peu probable de voir une école dont les élèves ou étudiants ne dépensent pas en frais d'uniformes, prière de verifier pour AMINA DIOP et corriger ou confirmer avec le QG. Le montant des frais de cantines ou de restauration pour l'année scolaire de AMINA DIOP est faible ou élevé. veuillez, s'il vous plait, confirmer ces informations avec le QG ou apporter les corrections nécessaires. </w:t>
+        <w:t xml:space="preserve">- Peu probable! AMINA DIOP  n'arrive pas  à comprendre un petit texte lu dans une langue locale (s02q03). Veuillez corriger ou donner des explications au QG. Dans les milieux urbains c'est peu probable de voir une école dont les élèves ou étudiants ne dépensent pas en frais d'uniformes, prière de verifier pour AMINA DIOP et corriger ou confirmer avec le QG. </w:t>
         <w:br/>
         <w:t xml:space="preserve">- Peu probable! ANTA GUEYE  n'arrive pas  à comprendre un petit texte lu dans une langue locale (s02q03). Veuillez corriger ou donner des explications au QG. Peu probable! ANTA GUEYE  ne sait ni lire, ni écrire, ni comprendre dans aucune des langues  (s02q01,s02q02,s02q03). Veuillez corriger ou donner des explications au QG. </w:t>
         <w:br/>
-        <w:t xml:space="preserve">- Peu probable! CODOU GUEYE  n'arrive pas  à comprendre un petit texte lu dans une langue locale (s02q03). Veuillez corriger ou donner des explications au QG. Dans les milieux urbains c'est peu probable de voir une école dont les élèves ou étudiants ne dépensent pas en frais d'uniformes, prière de verifier pour CODOU GUEYE et corriger ou confirmer avec le QG. Le montant des frais de cantines ou de restauration pour l'année scolaire de CODOU GUEYE est faible ou élevé. veuillez, s'il vous plait, confirmer ces informations avec le QG ou apporter les corrections nécessaires. Le montant des frais de transport pour l'année scolaire de CODOU GUEYE est faible ou élevé. veuillez, s'il vous plait, confirmer ces informations avec le QG ou apporter les corrections nécessaires. </w:t>
+        <w:t xml:space="preserve">- Peu probable! CODOU GUEYE  n'arrive pas  à comprendre un petit texte lu dans une langue locale (s02q03). Veuillez corriger ou donner des explications au QG. Dans les milieux urbains c'est peu probable de voir une école dont les élèves ou étudiants ne dépensent pas en frais d'uniformes, prière de verifier pour CODOU GUEYE et corriger ou confirmer avec le QG. Le montant des frais de transport pour l'année scolaire de CODOU GUEYE est faible ou élevé. veuillez, s'il vous plait, confirmer ces informations avec le QG ou apporter les corrections nécessaires. </w:t>
         <w:br/>
         <w:t xml:space="preserve">- Peu probable! MAME DIARRA DIOP  n'arrive pas  à comprendre un petit texte lu dans une langue locale (s02q03). Veuillez corriger ou donner des explications au QG. Dans les milieux urbains c'est peu probable de voir une école dont les élèves ou étudiants ne dépensent pas en frais d'uniformes, prière de verifier pour MAME DIARRA DIOP et corriger ou confirmer avec le QG. </w:t>
         <w:br/>
@@ -2076,7 +1959,7 @@
         <w:br/>
         <w:t xml:space="preserve">- Peu probable! SALIOU DIOP  n'arrive pas  à comprendre un petit texte lu dans une langue locale (s02q03). Veuillez corriger ou donner des explications au QG. </w:t>
         <w:br/>
-        <w:t>- Peu probable! SERIGNE KHADIME DIOP  n'arrive pas  à comprendre un petit texte lu dans une langue locale (s02q03). Veuillez corriger ou donner des explications au QG. La raison principale que SERIGNE KHADIME DIOP n'a pas fait des études dans une école formelle est il est a l’ecole corenique et semble exister dans les modalités, prière de prendre attache avec le QG pour plus d'explication afin de la classer bien.</w:t>
+        <w:t>- Peu probable! SERIGNE KHADIME DIOP  n'arrive pas  à comprendre un petit texte lu dans une langue locale (s02q03). Veuillez corriger ou donner des explications au QG.</w:t>
       </w:r>
     </w:p>
     <w:p>
@@ -2208,7 +2091,7 @@
         <w:rPr>
           <w:sz w:val="20"/>
         </w:rPr>
-        <w:t>- Attention ! Le prix unitaire d'achat (300 Fcfa) de Choux en Pièce (Moyen) est relativement élevé par rapport aux autres prix observés dans cette zone. Prière de corriger ou de confirmer avec le QG. Attention ! Le prix unitaire d'achat (50 Fcfa) de Carotte en Pièce (Petit) est relativement faible par rapport aux autres prix observés dans cette zone. Prière de corriger ou de confirmer avec le QG. Attention ! Le prix unitaire d'achat (75 Fcfa) de Aubergine   en Pièce (Petit) est relativement faible par rapport aux autres prix observés dans cette zone. Prière de corriger ou de confirmer avec le QG. Avertissement!! La quantité (4 litre) du produit Huile de soja  consommée  par le ménage semble très élevé, prière de corriger ou confirmer avec le QG. Avertissement!!! Le ménage a consommé 8 Pièce Petit de Capitaine frais, cette quantité semble anormale pour une consommation des 7 derniers jours.Prière de corriger ou de confirmer avec le QG. Incohérence!! Dans ce ménage, chaque individus consomme par jour 28.28125 Kg  de cereale; Prière de revoir les quantités prises de ces produits. Le prix d'achat unitaire (5500 Fcfa) de Café moulu en Kg de taille taille unique prière de regarder les reponses prises dans les questions s07bq07a s07bq07b s07bq07c s07bq08 pour mieux corriger.</w:t>
+        <w:t>- Attention ! Le prix unitaire d'achat (3000 Fcfa) de Viande de poulet entier en Pièce (Moyen) est relativement faible par rapport aux autres prix observés dans cette zone. Prière de corriger ou de confirmer avec le QG. Attention ! Le prix unitaire d'achat (75 Fcfa) de Aubergine   en Pièce (Petit) est relativement faible par rapport aux autres prix observés dans cette zone. Prière de corriger ou de confirmer avec le QG. Avertissement!! La quantité (4 litre) du produit Huile de soja  consommée  par le ménage semble très élevé, prière de corriger ou confirmer avec le QG. Avertissement!!! Le ménage a consommé 8 Pièce Petit de Capitaine frais, cette quantité semble anormale pour une consommation des 7 derniers jours.Prière de corriger ou de confirmer avec le QG. Incohérence!! Dans ce ménage, chaque individus consomme par jour 47.86161 Kg  de cereale; Prière de revoir les quantités prises de ces produits. Le prix d'achat unitaire (5500 Fcfa) de Café moulu en Kg de taille taille unique prière de regarder les reponses prises dans les questions s07bq07a s07bq07b s07bq07c s07bq08 pour mieux corriger.</w:t>
       </w:r>
     </w:p>
     <w:p>
@@ -2250,11 +2133,7 @@
         <w:rPr>
           <w:sz w:val="20"/>
         </w:rPr>
-        <w:t xml:space="preserve">- La dernière fois que vous avez acheté Frais de coiffure homme et femme (salon, tressage, mèches, coupe, etc.), manucure, pédicure est salon de coifure et semble exister dans les modalités, prière de prendre attache avec le QG pour plus d'explication afin de la classer bien. </w:t>
-        <w:br/>
-        <w:t xml:space="preserve">-  La dernière fois que vous avez acheté Frais de ramassage des ordures ménagères est ramasseur dordure et semble exister dans les modalités, prière de prendre attache avec le QG pour plus d'explication afin de la classer bien. </w:t>
-        <w:br/>
-        <w:t>-  La dernière fois que vous avez acheté Savon de toilette, shampoing est cosmetique et semble exister dans les modalités, prière de prendre attache avec le QG pour plus d'explication afin de la classer bien.</w:t>
+        <w:t>- La dernière fois que vous avez acheté Savon de toilette, shampoing est cosmetique et semble exister dans les modalités, prière de prendre attache avec le QG pour plus d'explication afin de la classer bien.</w:t>
       </w:r>
     </w:p>
     <w:p>
@@ -2296,7 +2175,7 @@
         <w:rPr>
           <w:sz w:val="20"/>
         </w:rPr>
-        <w:t>- Le montant dépensé de l'entreprise jus naturel bouille et bissap en achat de matières premières pour les produits vendus au cours des 30 derniers jours ou durant le dernier mois où l'entreprise a fonctionné ne peut pas être supéreur aux montants obtenus sur la vente de produits transformés par l'entreprise au cours de cette même période où l'entreprise a fonctionné (s10q49 &gt; s10q48), prière de corriger. L'entreprise jus naturel bouille et bissap est généralement une entreprise commerciale ou de service dont elle ne depense pas en achat de matières premières.Elle ne transforme pas de produit donc ne peut pas obtenir un montant sur la vente des produits transformés (10.48 ou 10.49). Prière de mettre 0 pour ces questions si elles ne font pas de transformation.</w:t>
+        <w:t>- Le montant dépensé de l'entreprise jus naturel bouille et bissap en achat de matières premières pour les produits vendus au cours des 30 derniers jours ou durant le dernier mois où l'entreprise a fonctionné ne peut pas être supéreur aux montants obtenus sur la vente de produits transformés par l'entreprise au cours de cette même période où l'entreprise a fonctionné (s10q49 &gt; s10q48), prière de corriger. L'entreprise jus naturel bouille et bissap est généralement une entreprise commerciale ou de service dont elle ne depense pas en achat de matières premières.Elle ne transforme pas de produit donc ne peut pas obtenir un montant sur la vente des produits transformés (10.48 ou 10.49). Prière de mettre 0 pour ces questions si elles ne font pas de transformation. Le salaire qu'une personne de cette catégorie (10.62) a travaillé(e) dans cette entreprise jus naturel bouille et bissap est élevé ou faible. Prière de confirmer cette information avec le QG ou de corriger.</w:t>
       </w:r>
     </w:p>
     <w:p>
@@ -2383,27 +2262,6 @@
           <w:sz w:val="20"/>
         </w:rPr>
         <w:t>- La section 16 du ménage de SALIOU DIOP n'est pas renseigné, prière de renseigner.</w:t>
-      </w:r>
-    </w:p>
-    <w:p>
-      <w:r>
-        <w:rPr>
-          <w:b/>
-          <w:color w:val="4672C4"/>
-          <w:sz w:val="22"/>
-        </w:rPr>
-        <w:t>&gt;&gt; Section19 - Equipements agricoles</w:t>
-      </w:r>
-    </w:p>
-    <w:p>
-      <w:pPr>
-        <w:ind w:left="283"/>
-      </w:pPr>
-      <w:r>
-        <w:rPr>
-          <w:sz w:val="20"/>
-        </w:rPr>
-        <w:t>- Attention ! Autre (à préciser) a été revendu à 500 Fcfa qui est relativement élevé par rapport aux autres prix de revente observés dans cette zone. Prière de corriger ou de confirmer avec le QG.</w:t>
       </w:r>
     </w:p>
     <w:p>
@@ -2739,9 +2597,7 @@
         <w:rPr>
           <w:sz w:val="20"/>
         </w:rPr>
-        <w:t xml:space="preserve">- Attention ! Le montant (10000 Fcfa) dépensé ou reçu en cadeau pour les cartes prépayées, les transferts de crédit et les abonnements de  TALIBOUYA BA est relativement élevé par rapport aux autres montants depansés observés dans cette zone. Prière de corriger ou de confirmer avec le QG. Attention ! Le montant (12500 Fcfa) dépensé ou reçu en cadeau pour les recharges internet ou de forfaits de données mobiles(hors appels vocaux), aucours des 30 derniers jours de  TALIBOUYA BA est relativement élevé par rapport aux autres montants depansés observés dans cette zone. Prière de corriger ou de confirmer avec le QG. </w:t>
-        <w:br/>
-        <w:t>- Attention ! Le montant (5000 Fcfa) dépensé ou reçu en cadeau pour les recharges internet ou de forfaits de données mobiles(hors appels vocaux), aucours des 30 derniers jours de  MODOU GUEYE est relativement élevé par rapport aux autres montants depansés observés dans cette zone. Prière de corriger ou de confirmer avec le QG.</w:t>
+        <w:t>- Attention ! Le montant (10000 Fcfa) dépensé ou reçu en cadeau pour les cartes prépayées, les transferts de crédit et les abonnements de  TALIBOUYA BA est relativement élevé par rapport aux autres montants depansés observés dans cette zone. Prière de corriger ou de confirmer avec le QG. Attention ! Le montant (12500 Fcfa) dépensé ou reçu en cadeau pour les recharges internet ou de forfaits de données mobiles(hors appels vocaux), aucours des 30 derniers jours de  TALIBOUYA BA est relativement élevé par rapport aux autres montants depansés observés dans cette zone. Prière de corriger ou de confirmer avec le QG.</w:t>
       </w:r>
     </w:p>
     <w:p>
@@ -2847,7 +2703,7 @@
         <w:rPr>
           <w:sz w:val="20"/>
         </w:rPr>
-        <w:t>- Attention ! Le prix unitaire d'achat (150 Fcfa) de Ail en Gousse (Moyen) est relativement élevé par rapport aux autres prix observés dans cette zone. Prière de corriger ou de confirmer avec le QG. Avertissement!! La quantité (5 litre) du produit Huile de palme raffinée consommée  par le ménage semble très élevé, prière de corriger ou confirmer avec le QG. Avertissement!!! Le ménage a consommé 3 Paquet Moyen de Thé en sachet, cette quantité semble anormale pour une consommation des 7 derniers jours.Prière de corriger ou de confirmer avec le QG. Avertissement!! le prix unitaire (150 Fcfa) de Thé en sachet (unité: Paquet) de taille Moyen est très faible ou élevé. Prière de corriger ou de confirmer avec le QG. Attention ! Le prix unitaire d'achat (150 Fcfa) de Thé en sachet en Paquet (Moyen) est relativement faible par rapport aux autres prix observés dans cette zone. Prière de corriger ou de confirmer avec le QG. Incohérence!! Dans ce ménage, chaque individus consomme par jour 14.97676 Kg  de cereale; Prière de revoir les quantités prises de ces produits. Incohérence!! Dans ce ménage, chaque individus consomme par jour 14.97676 Kg  de cereale; Prière de revoir les quantités prises de ces produits. Le prix d'achat unitaire (500 Fcfa) de Sel en Sac (5 Kg) de taille taille unique est très faible, prière de regarder les reponses prises dans les questions s07bq07a s07bq07b s07bq07c s07bq08 pour mieux corriger. Difficile de consommer le Sel en Boite (Autre que la boite/pot de tomate) Tres petit prière de verifier.</w:t>
+        <w:t>- Attention ! Le prix unitaire d'achat (100 Fcfa) de Pâte d'arachide en Sachets (Moyen) est relativement faible par rapport aux autres prix observés dans cette zone. Prière de corriger ou de confirmer avec le QG. Attention ! Le prix unitaire d'achat (150 Fcfa) de Ail en Gousse (Moyen) est relativement élevé par rapport aux autres prix observés dans cette zone. Prière de corriger ou de confirmer avec le QG. Avertissement!! La quantité (5 litre) du produit Huile de palme raffinée consommée  par le ménage semble très élevé, prière de corriger ou confirmer avec le QG. Avertissement!!! Le ménage a consommé 3 Paquet Moyen de Thé en sachet, cette quantité semble anormale pour une consommation des 7 derniers jours.Prière de corriger ou de confirmer avec le QG. Avertissement!! le prix unitaire (150 Fcfa) de Thé en sachet (unité: Paquet) de taille Moyen est très faible ou élevé. Prière de corriger ou de confirmer avec le QG. Incohérence!! Dans ce ménage, chaque individus consomme par jour 26.47543 Kg  de cereale; Prière de revoir les quantités prises de ces produits. Incohérence!! Dans ce ménage, chaque individus consomme par jour 26.47543 Kg  de cereale; Prière de revoir les quantités prises de ces produits. Le prix d'achat unitaire (500 Fcfa) de Sel en Sac (5 Kg) de taille taille unique est très faible, prière de regarder les reponses prises dans les questions s07bq07a s07bq07b s07bq07c s07bq08 pour mieux corriger. Difficile de consommer le Sel en Boite (Autre que la boite/pot de tomate) Tres petit prière de verifier.</w:t>
       </w:r>
     </w:p>
     <w:p>
@@ -3357,7 +3213,7 @@
         <w:rPr>
           <w:sz w:val="20"/>
         </w:rPr>
-        <w:t>- Attention ! Le prix unitaire d'achat (20 Fcfa) de Citron en Pièce (Petit) est relativement faible par rapport aux autres prix observés dans cette zone. Prière de corriger ou de confirmer avec le QG. Incohérence!! Dans ce ménage, chaque individus consomme par jour 80.89143 Kg  de cereale; Prière de revoir les quantités prises de ces produits. Le prix d'achat unitaire (6000 Fcfa) de Viande de bœuf: filet, faux-filet en Kg de taille taille unique prière de regarder les reponses prises dans les questions s07bq07a s07bq07b s07bq07c s07bq08 pour mieux corriger. Attention ! Le prix unitaire d'achat (6000 Fcfa) de Viande de bœuf: filet, faux-filet en Kg (taille unique) est relativement élevé par rapport aux autres prix observés dans cette zone. Prière de corriger ou de confirmer avec le QG.</w:t>
+        <w:t>- Attention ! Le prix unitaire d'achat (1200 Fcfa) de Pomme de terre en Kg (taille unique) est relativement élevé par rapport aux autres prix observés dans cette zone. Prière de corriger ou de confirmer avec le QG. Incohérence!! Dans ce ménage, chaque individus consomme par jour 131.1933 Kg  de cereale; Prière de revoir les quantités prises de ces produits. Le prix d'achat unitaire (6000 Fcfa) de Viande de bœuf: filet, faux-filet en Kg de taille taille unique prière de regarder les reponses prises dans les questions s07bq07a s07bq07b s07bq07c s07bq08 pour mieux corriger. Attention ! Le prix unitaire d'achat (6000 Fcfa) de Viande de bœuf: filet, faux-filet en Kg (taille unique) est relativement élevé par rapport aux autres prix observés dans cette zone. Prière de corriger ou de confirmer avec le QG.</w:t>
       </w:r>
     </w:p>
     <w:p>
@@ -3420,9 +3276,7 @@
         <w:rPr>
           <w:sz w:val="20"/>
         </w:rPr>
-        <w:t xml:space="preserve">- Attention ! Appareil TV a été achété à 160000 Fcfa est relativement élevé par rapport aux autres prix d'achat observés dans cette zone. Prière de corriger ou de confirmer avec le QG. </w:t>
-        <w:br/>
-        <w:t xml:space="preserve">- Attention ! Bonbonne de gaz a été achété à 30000 Fcfa est relativement élevé par rapport aux autres prix d'achat observés dans cette zone. Prière de corriger ou de confirmer avec le QG. </w:t>
+        <w:t xml:space="preserve">- Attention ! Bonbonne de gaz a été achété à 30000 Fcfa est relativement élevé par rapport aux autres prix d'achat observés dans cette zone. Prière de corriger ou de confirmer avec le QG. Attention ! Bonbonne de gaz a été revendu à 20000 Fcfa qui est relativement élevé par rapport aux autres prix de revente observés dans cette zone. Prière de corriger ou de confirmer avec le QG. </w:t>
         <w:br/>
         <w:t xml:space="preserve">- Attention ! Téléphone portable a été achété à 160000 Fcfa est relativement élevé par rapport aux autres prix d'achat observés dans cette zone. Prière de corriger ou de confirmer avec le QG. Attention ! Téléphone portable a été revendu à 125000 Fcfa qui est relativement élevé par rapport aux autres prix de revente observés dans cette zone. Prière de corriger ou de confirmer avec le QG. </w:t>
         <w:br/>
@@ -3854,7 +3708,7 @@
         <w:rPr>
           <w:sz w:val="20"/>
         </w:rPr>
-        <w:t>- Attention ! Le prix unitaire d'achat (200 Fcfa) de Pain moderne (Baguette) en miche (Moyen) est relativement élevé par rapport aux autres prix observés dans cette zone. Prière de corriger ou de confirmer avec le QG. Incohérence!! Dans ce ménage, chaque individus consomme par jour 15.10714 Kg  de cereale; Prière de revoir les quantités prises de ces produits.</w:t>
+        <w:t>- Attention ! Le prix unitaire d'achat (200 Fcfa) de Pain moderne (Baguette) en miche (Moyen) est relativement élevé par rapport aux autres prix observés dans cette zone. Prière de corriger ou de confirmer avec le QG. Attention ! Le prix unitaire d'achat (50 Fcfa) de Cube alimentaire (Maggi, Jumbo, ) en Cube (Petit) est relativement élevé par rapport aux autres prix observés dans cette zone. Prière de corriger ou de confirmer avec le QG. Attention ! Soupçons de quantité anormale! Le ménage de AIDA TALL avec une taille de 5 personnes a consommé 6 Morceau (Portion) en Moyen de Courge qui est relativement élevé comme consommation par rapport à la condition de vie des autres ménages de même taille dans cette zone. Prière de corriger ou de confirmer avec le QG. Incohérence!! Dans ce ménage, chaque individus consomme par jour 25.75343 Kg  de cereale; Prière de revoir les quantités prises de ces produits. Attention ! Le prix unitaire d'achat (350 Fcfa) de Riz local Gambiaka en Kg (taille unique) est relativement faible par rapport aux autres prix observés dans cette zone. Prière de corriger ou de confirmer avec le QG.</w:t>
       </w:r>
     </w:p>
     <w:p>
@@ -4234,7 +4088,7 @@
         </w:rPr>
         <w:t xml:space="preserve">- Avertissement! Veuillez renseigner par oui ou non toutes les modalités de la question s01q47. </w:t>
         <w:br/>
-        <w:t>- Attention ! Le montant (10000 Fcfa) dépensé ou reçu en cadeau pour les cartes prépayées, les transferts de crédit et les abonnements de  MADIENG DIENG est relativement élevé par rapport aux autres montants depansés observés dans cette zone. Prière de corriger ou de confirmer avec le QG. Attention ! Le montant (5000 Fcfa) dépensé ou reçu en cadeau pour les recharges internet ou de forfaits de données mobiles(hors appels vocaux), aucours des 30 derniers jours de  MADIENG DIENG est relativement élevé par rapport aux autres montants depansés observés dans cette zone. Prière de corriger ou de confirmer avec le QG.</w:t>
+        <w:t>- Attention ! Le montant (10000 Fcfa) dépensé ou reçu en cadeau pour les cartes prépayées, les transferts de crédit et les abonnements de  MADIENG DIENG est relativement élevé par rapport aux autres montants depansés observés dans cette zone. Prière de corriger ou de confirmer avec le QG.</w:t>
       </w:r>
     </w:p>
     <w:p>
@@ -4309,7 +4163,7 @@
         <w:rPr>
           <w:sz w:val="20"/>
         </w:rPr>
-        <w:t>- La dernière fois que vous avez acheté Jus de fruits type 1 (orange, ananas, bissap, gingembre, jus de cajou, etc.) est chez le voisin et semble exister dans les modalités, prière de prendre attache avec le QG pour plus d'explication afin de la classer bien. Avertissement!!! Le ménage a consommé 1 Paquet Petit de Thé en sachet, cette quantité semble anormale pour une consommation des 7 derniers jours.Prière de corriger ou de confirmer avec le QG. Avertissement!! le prix unitaire (150 Fcfa) de Thé en sachet (unité: Paquet) de taille Petit est très faible ou élevé. Prière de corriger ou de confirmer avec le QG. Incohérence!! Dans ce ménage, chaque individus consomme par jour 37.81878 Kg  de cereale; Prière de revoir les quantités prises de ces produits.</w:t>
+        <w:t>- La dernière fois que vous avez acheté Jus de fruits type 1 (orange, ananas, bissap, gingembre, jus de cajou, etc.) est chez le voisin et semble exister dans les modalités, prière de prendre attache avec le QG pour plus d'explication afin de la classer bien. Attention ! Le prix unitaire d'achat (300 Fcfa) de Lait concentré non-sucré en Pot (Petit) est relativement faible par rapport aux autres prix observés dans cette zone. Prière de corriger ou de confirmer avec le QG. Avertissement!!! Le ménage a consommé 1 Paquet Petit de Thé en sachet, cette quantité semble anormale pour une consommation des 7 derniers jours.Prière de corriger ou de confirmer avec le QG. Avertissement!! le prix unitaire (150 Fcfa) de Thé en sachet (unité: Paquet) de taille Petit est très faible ou élevé. Prière de corriger ou de confirmer avec le QG. Incohérence!! Dans ce ménage, chaque individus consomme par jour 65.42592 Kg  de cereale; Prière de revoir les quantités prises de ces produits.</w:t>
       </w:r>
     </w:p>
     <w:p>
@@ -4752,7 +4606,7 @@
         <w:rPr>
           <w:sz w:val="20"/>
         </w:rPr>
-        <w:t>- Avertissement!!! Le ménage a consommé 21 Paquet taille unique de Sucre en morceaux, cette quantité semble anormale pour une consommation des 7 derniers jours.Prière de corriger ou de confirmer avec le QG.  La dernière fois que vous avez acheté Sucre en morceaux est Pharmacie et semble exister dans les modalités, prière de prendre attache avec le QG pour plus d'explication afin de la classer bien. Avertissement!!! Le ménage a consommé 3 Paquet Petit de Thé en sachet, cette quantité semble anormale pour une consommation des 7 derniers jours.Prière de corriger ou de confirmer avec le QG.</w:t>
+        <w:t>- Avertissement!!! Le ménage a consommé 21 Paquet taille unique de Sucre en morceaux, cette quantité semble anormale pour une consommation des 7 derniers jours.Prière de corriger ou de confirmer avec le QG. Avertissement!!! Le ménage a consommé 3 Paquet Petit de Thé en sachet, cette quantité semble anormale pour une consommation des 7 derniers jours.Prière de corriger ou de confirmer avec le QG.</w:t>
       </w:r>
     </w:p>
     <w:p>
@@ -5161,27 +5015,6 @@
           <w:color w:val="4672C4"/>
           <w:sz w:val="22"/>
         </w:rPr>
-        <w:t>&gt;&gt; Section0 - Identification et renseignements de controle</w:t>
-      </w:r>
-    </w:p>
-    <w:p>
-      <w:pPr>
-        <w:ind w:left="283"/>
-      </w:pPr>
-      <w:r>
-        <w:rPr>
-          <w:sz w:val="20"/>
-        </w:rPr>
-        <w:t>- Le questionnaire semble ne pas être complètement fini mais le questionnaire est en statut complet, prière de compléter le questionnaire.</w:t>
-      </w:r>
-    </w:p>
-    <w:p>
-      <w:r>
-        <w:rPr>
-          <w:b/>
-          <w:color w:val="4672C4"/>
-          <w:sz w:val="22"/>
-        </w:rPr>
         <w:t>&gt;&gt; Section1 - Caracteristiques des membres</w:t>
       </w:r>
     </w:p>
@@ -5270,7 +5103,7 @@
         <w:rPr>
           <w:sz w:val="20"/>
         </w:rPr>
-        <w:t>- Attention ! Le prix unitaire d'achat (1000 Fcfa) de Pastèque en Pièce (Moyen) est relativement élevé par rapport aux autres prix observés dans cette zone. Prière de corriger ou de confirmer avec le QG. Attention ! Le prix unitaire d'achat (1800 Fcfa) de Cube alimentaire (Maggi, Jumbo, ) en Tablette (Moyen) est relativement élevé par rapport aux autres prix observés dans cette zone. Prière de corriger ou de confirmer avec le QG. Incohérence!! Dans ce ménage, chaque individus consomme par jour 26.06018 Kg  de cereale; Prière de revoir les quantités prises de ces produits. Le prix d'achat unitaire (1000 Fcfa) de Sel en Sac (5 Kg) de taille taille unique est très faible, prière de regarder les reponses prises dans les questions s07bq07a s07bq07b s07bq07c s07bq08 pour mieux corriger.</w:t>
+        <w:t>- Attention ! Le prix unitaire d'achat (1800 Fcfa) de Cube alimentaire (Maggi, Jumbo, ) en Tablette (Moyen) est relativement élevé par rapport aux autres prix observés dans cette zone. Prière de corriger ou de confirmer avec le QG. Incohérence!! Dans ce ménage, chaque individus consomme par jour 50.76107 Kg  de cereale; Prière de revoir les quantités prises de ces produits. Le prix d'achat unitaire (1000 Fcfa) de Sel en Sac (5 Kg) de taille taille unique est très faible, prière de regarder les reponses prises dans les questions s07bq07a s07bq07b s07bq07c s07bq08 pour mieux corriger.</w:t>
       </w:r>
     </w:p>
     <w:p>
@@ -5781,27 +5614,6 @@
           <w:color w:val="4672C4"/>
           <w:sz w:val="22"/>
         </w:rPr>
-        <w:t>&gt;&gt; Section3 - Sante</w:t>
-      </w:r>
-    </w:p>
-    <w:p>
-      <w:pPr>
-        <w:ind w:left="283"/>
-      </w:pPr>
-      <w:r>
-        <w:rPr>
-          <w:sz w:val="20"/>
-        </w:rPr>
-        <w:t>- La raison principale que KABOU FALL n'as pas consulté est Pas trop grave dit sa mère. et semble exister dans les modalités, prière de prendre attache avec le QG pour plus d'explication afin de la classer bien.</w:t>
-      </w:r>
-    </w:p>
-    <w:p>
-      <w:r>
-        <w:rPr>
-          <w:b/>
-          <w:color w:val="4672C4"/>
-          <w:sz w:val="22"/>
-        </w:rPr>
         <w:t>&gt;&gt; Section4b - Emploi - Activite principale</w:t>
       </w:r>
     </w:p>
@@ -5834,7 +5646,7 @@
         <w:rPr>
           <w:sz w:val="20"/>
         </w:rPr>
-        <w:t>- Attention ! Le prix unitaire d'achat (200 Fcfa) de Carotte en Pièce (Moyen) est relativement élevé par rapport aux autres prix observés dans cette zone. Prière de corriger ou de confirmer avec le QG. Attention ! Le prix unitaire d'achat (200 Fcfa) de Pain moderne (Baguette) en miche (Moyen) est relativement élevé par rapport aux autres prix observés dans cette zone. Prière de corriger ou de confirmer avec le QG. Attention ! Le prix unitaire d'achat (300 Fcfa) de Feuilles de  Haricot en Tas (Petit) est relativement élevé par rapport aux autres prix observés dans cette zone. Prière de corriger ou de confirmer avec le QG. Avertissement!!! Le ménage a consommé 14 Pièce Moyen de Capitaine frais, cette quantité semble anormale pour une consommation des 7 derniers jours.Prière de corriger ou de confirmer avec le QG. Avertissement!!! Le ménage a consommé 5 Paquet Petit de Thé en sachet, cette quantité semble anormale pour une consommation des 7 derniers jours.Prière de corriger ou de confirmer avec le QG. Avertissement!! le prix unitaire (150 Fcfa) de Thé en sachet (unité: Paquet) de taille Petit est très faible ou élevé. Prière de corriger ou de confirmer avec le QG. Avertissement!!! Le ménage a consommé 8 Morceau (Portion) Moyen de Carpe frais, cette quantité semble anormale pour une consommation des 7 derniers jours.Prière de corriger ou de confirmer avec le QG. Incohérence!! Dans ce ménage, chaque individus consomme par jour 5.925325 Kg  de cereale; Prière de revoir les quantités prises de ces produits. Le prix d'achat unitaire (200 Fcfa) de Riz local Gambiaka en Kg de taille  taille unique  est très faible, prière de regarder les reponses prises dans les questions s07bq07a s07bq07b s07bq07c s07bq08 pour mieux corriger.</w:t>
+        <w:t>- Attention ! Le prix unitaire d'achat (200 Fcfa) de Carotte en Pièce (Moyen) est relativement élevé par rapport aux autres prix observés dans cette zone. Prière de corriger ou de confirmer avec le QG. Attention ! Le prix unitaire d'achat (200 Fcfa) de Pain moderne (Baguette) en miche (Moyen) est relativement élevé par rapport aux autres prix observés dans cette zone. Prière de corriger ou de confirmer avec le QG. Attention ! Le prix unitaire d'achat (300 Fcfa) de Feuilles de  Haricot en Tas (Petit) est relativement élevé par rapport aux autres prix observés dans cette zone. Prière de corriger ou de confirmer avec le QG. Avertissement!!! Le ménage a consommé 14 Pièce Moyen de Capitaine frais, cette quantité semble anormale pour une consommation des 7 derniers jours.Prière de corriger ou de confirmer avec le QG. Avertissement!!! Le ménage a consommé 5 Paquet Petit de Thé en sachet, cette quantité semble anormale pour une consommation des 7 derniers jours.Prière de corriger ou de confirmer avec le QG. Avertissement!! le prix unitaire (150 Fcfa) de Thé en sachet (unité: Paquet) de taille Petit est très faible ou élevé. Prière de corriger ou de confirmer avec le QG. Avertissement!!! Le ménage a consommé 8 Morceau (Portion) Moyen de Carpe frais, cette quantité semble anormale pour une consommation des 7 derniers jours.Prière de corriger ou de confirmer avec le QG. Incohérence!! Dans ce ménage, chaque individus consomme par jour 9.907792 Kg  de cereale; Prière de revoir les quantités prises de ces produits. Le prix d'achat unitaire (200 Fcfa) de Riz local Gambiaka en Kg de taille  taille unique  est très faible, prière de regarder les reponses prises dans les questions s07bq07a s07bq07b s07bq07c s07bq08 pour mieux corriger. Attention ! Le prix unitaire d'achat (200 Fcfa) de Riz local Gambiaka en Kg (taille unique) est relativement faible par rapport aux autres prix observés dans cette zone. Prière de corriger ou de confirmer avec le QG.</w:t>
       </w:r>
     </w:p>
     <w:p>
@@ -6321,7 +6133,7 @@
         <w:rPr>
           <w:sz w:val="20"/>
         </w:rPr>
-        <w:t>- Attention ! Le prix unitaire d'achat (200 Fcfa) de Pain moderne (Baguette) en miche (Moyen) est relativement élevé par rapport aux autres prix observés dans cette zone. Prière de corriger ou de confirmer avec le QG. Avertissement!!! Le ménage a consommé 0.2 Kg taille unique de Farine de blé locale ou importée, cette quantité semble anormale pour une consommation des 7 derniers jours. prière de corriger ou de confirmer avec le QG. Incohérence!! Dans ce ménage, chaque individus consomme par jour 106.9514 Kg  de cereale; Prière de revoir les quantités prises de ces produits. Incohérence!! Dans ce ménage, chaque individus consomme par jour 106.9514 Kg  de cereale; Prière de revoir les quantités prises de ces produits. Le prix d'achat unitaire (298 Fcfa) de Riz local Gambiaka en Sac (50 Kg) de taille taille unique est très faible, prière de regarder les reponses prises dans les questions s07bq07a s07bq07b s07bq07c s07bq08 pour mieux corriger.</w:t>
+        <w:t>- Attention ! Le prix unitaire d'achat (200 Fcfa) de Pain moderne (Baguette) en miche (Moyen) est relativement élevé par rapport aux autres prix observés dans cette zone. Prière de corriger ou de confirmer avec le QG. Attention ! Le prix unitaire d'achat (250 Fcfa) de Sel en Sachets (Moyen) est relativement élevé par rapport aux autres prix observés dans cette zone. Prière de corriger ou de confirmer avec le QG. Attention ! Le prix unitaire d'achat (50 Fcfa) de Feuilles de  Haricot en Tas (Petit) est relativement faible par rapport aux autres prix observés dans cette zone. Prière de corriger ou de confirmer avec le QG. Avertissement!!! Le ménage a consommé 0.2 Kg taille unique de Farine de blé locale ou importée, cette quantité semble anormale pour une consommation des 7 derniers jours. prière de corriger ou de confirmer avec le QG. Incohérence!! Dans ce ménage, chaque individus consomme par jour 190.5629 Kg  de cereale; Prière de revoir les quantités prises de ces produits. Incohérence!! Dans ce ménage, chaque individus consomme par jour 190.5629 Kg  de cereale; Prière de revoir les quantités prises de ces produits. Le prix d'achat unitaire (298 Fcfa) de Riz local Gambiaka en Sac (50 Kg) de taille taille unique est très faible, prière de regarder les reponses prises dans les questions s07bq07a s07bq07b s07bq07c s07bq08 pour mieux corriger.</w:t>
       </w:r>
     </w:p>
     <w:p>
@@ -6816,27 +6628,6 @@
           <w:color w:val="4672C4"/>
           <w:sz w:val="22"/>
         </w:rPr>
-        <w:t>&gt;&gt; Section1 - Caracteristiques des membres</w:t>
-      </w:r>
-    </w:p>
-    <w:p>
-      <w:pPr>
-        <w:ind w:left="283"/>
-      </w:pPr>
-      <w:r>
-        <w:rPr>
-          <w:sz w:val="20"/>
-        </w:rPr>
-        <w:t>- Attention ! Le montant (4000 Fcfa) dépensé ou reçu en cadeau pour les recharges internet ou de forfaits de données mobiles(hors appels vocaux), aucours des 30 derniers jours de  FATOU GUEYE est relativement élevé par rapport aux autres montants depansés observés dans cette zone. Prière de corriger ou de confirmer avec le QG.</w:t>
-      </w:r>
-    </w:p>
-    <w:p>
-      <w:r>
-        <w:rPr>
-          <w:b/>
-          <w:color w:val="4672C4"/>
-          <w:sz w:val="22"/>
-        </w:rPr>
         <w:t>&gt;&gt; Section2 - Education</w:t>
       </w:r>
     </w:p>
@@ -6852,7 +6643,7 @@
         <w:br/>
         <w:t xml:space="preserve">- Peu probable! AWA FALL  n'arrive pas  à comprendre un petit texte lu dans une langue locale (s02q03). Veuillez corriger ou donner des explications au QG. Peu probable! AWA FALL  ne sait ni lire, ni écrire, ni comprendre dans aucune des langues  (s02q01,s02q02,s02q03). Veuillez corriger ou donner des explications au QG. </w:t>
         <w:br/>
-        <w:t xml:space="preserve">- Peu probable! AWA GUEYE  n'arrive pas  à comprendre un petit texte lu dans une langue locale (s02q03). Veuillez corriger ou donner des explications au QG. Dans les milieux urbains c'est peu probable de voir une école dont les élèves ou étudiants ne dépensent pas en frais d'uniformes, prière de verifier pour AWA GUEYE et corriger ou confirmer avec le QG. Attention ! Le frais de scolarité (3000 Fcfa) de AWA GUEYE en 3ème année de Primaire est relativement élevé par rapport aux autres frais de scolarités observés dans cette zone. Prière de corriger ou de confirmer avec le QG. </w:t>
+        <w:t xml:space="preserve">- Peu probable! AWA GUEYE  n'arrive pas  à comprendre un petit texte lu dans une langue locale (s02q03). Veuillez corriger ou donner des explications au QG. Dans les milieux urbains c'est peu probable de voir une école dont les élèves ou étudiants ne dépensent pas en frais d'uniformes, prière de verifier pour AWA GUEYE et corriger ou confirmer avec le QG. </w:t>
         <w:br/>
         <w:t xml:space="preserve">- Peu probable! MAME FAMA FALL  n'arrive pas  à comprendre un petit texte lu dans une langue locale (s02q03). Veuillez corriger ou donner des explications au QG. Peu probable! MAME FAMA FALL  ne sait ni lire, ni écrire, ni comprendre dans aucune des langues  (s02q01,s02q02,s02q03). Veuillez corriger ou donner des explications au QG. </w:t>
         <w:br/>
@@ -6919,7 +6710,7 @@
         <w:rPr>
           <w:sz w:val="20"/>
         </w:rPr>
-        <w:t>- La dernière fois que vous avez acheté Jus de fruits type 1 (orange, ananas, bissap, gingembre, jus de cajou, etc.) est le voisin et semble exister dans les modalités, prière de prendre attache avec le QG pour plus d'explication afin de la classer bien.  La dernière fois que vous avez acheté Lait frais de vache est chez le voisin et semble exister dans les modalités, prière de prendre attache avec le QG pour plus d'explication afin de la classer bien. Attention ! Le prix unitaire d'achat (125 Fcfa) de Ail en Gousse (Moyen) est relativement élevé par rapport aux autres prix observés dans cette zone. Prière de corriger ou de confirmer avec le QG. Incohérence!! Dans ce ménage, chaque individus consomme par jour .5428571 Kg  de cereale; Prière de revoir les quantités prises de ces produits. Incohérence!! Dans ce ménage, chaque individus consomme par jour .5428571 Kg  de cereale; Prière de revoir les quantités prises de ces produits. Le prix d'achat unitaire (1250 Fcfa) de Sel en Sac (10 Kg) de taille taille unique est très faible, prière de regarder les reponses prises dans les questions s07bq07a s07bq07b s07bq07c s07bq08 pour mieux corriger.</w:t>
+        <w:t>- La dernière fois que vous avez acheté Lait frais de vache est chez le voisin et semble exister dans les modalités, prière de prendre attache avec le QG pour plus d'explication afin de la classer bien. Attention ! Le prix unitaire d'achat (125 Fcfa) de Ail en Gousse (Moyen) est relativement élevé par rapport aux autres prix observés dans cette zone. Prière de corriger ou de confirmer avec le QG. Attention ! Le prix unitaire d'achat (125 Fcfa) de Jus de fruits type 1 (orange, ananas, bissap, gingembre, jus de cajou, etc.) en Bouteille (Moyen) est relativement faible par rapport aux autres prix observés dans cette zone. Prière de corriger ou de confirmer avec le QG. Attention ! Le prix unitaire d'achat (1500 Fcfa) de Chocolat pâte à tartiner en Pot (Petit) est relativement élevé par rapport aux autres prix observés dans cette zone. Prière de corriger ou de confirmer avec le QG. Incohérence!! Dans ce ménage, chaque individus consomme par jour 2.757143 Kg  de cereale; Prière de revoir les quantités prises de ces produits. Incohérence!! Dans ce ménage, chaque individus consomme par jour 2.757143 Kg  de cereale; Prière de revoir les quantités prises de ces produits. Le prix d'achat unitaire (1250 Fcfa) de Sel en Sac (10 Kg) de taille taille unique est très faible, prière de regarder les reponses prises dans les questions s07bq07a s07bq07b s07bq07c s07bq08 pour mieux corriger.</w:t>
       </w:r>
     </w:p>
     <w:p>
@@ -6971,27 +6762,6 @@
           <w:color w:val="4672C4"/>
           <w:sz w:val="22"/>
         </w:rPr>
-        <w:t>&gt;&gt; Section14 - Chocs</w:t>
-      </w:r>
-    </w:p>
-    <w:p>
-      <w:pPr>
-        <w:ind w:left="283"/>
-      </w:pPr>
-      <w:r>
-        <w:rPr>
-          <w:sz w:val="20"/>
-        </w:rPr>
-        <w:t>- Avertissement!! Le ménage n'a été négativement affecté par aucun des problèmes donnés dans la section 14. Confirmez vous cette information avec le QG?</w:t>
-      </w:r>
-    </w:p>
-    <w:p>
-      <w:r>
-        <w:rPr>
-          <w:b/>
-          <w:color w:val="4672C4"/>
-          <w:sz w:val="22"/>
-        </w:rPr>
         <w:t>&gt;&gt; Section16a - Champs et parcelles</w:t>
       </w:r>
     </w:p>
@@ -7024,7 +6794,7 @@
         <w:rPr>
           <w:sz w:val="20"/>
         </w:rPr>
-        <w:t>- Attention ! Houe/daba/hilaire a été revendu à 12000 Fcfa qui est relativement élevé par rapport aux autres prix de revente observés dans cette zone. Prière de corriger ou de confirmer avec le QG.</w:t>
+        <w:t>- Attention ! Houe/daba/hilaire a été achété à 12000 Fcfa est relativement élevé par rapport aux autres prix d'achat observés dans cette zone. Prière de corriger ou de confirmer avec le QG. Attention ! Houe/daba/hilaire a été revendu à 12000 Fcfa qui est relativement élevé par rapport aux autres prix de revente observés dans cette zone. Prière de corriger ou de confirmer avec le QG.</w:t>
       </w:r>
     </w:p>
     <w:p>
